--- a/Day 2.docx
+++ b/Day 2.docx
@@ -14,7 +14,7 @@
           <w:b/>
           <w:bCs/>
         </w:rPr>
-        <w:t>Day 2 – Lab 2A: Six-Pattern Drills</w:t>
+        <w:t>Day 2 – Lab 2A: Six Prompting Patterns</w:t>
       </w:r>
     </w:p>
     <w:p>
@@ -36,64 +36,47 @@
           <w:b/>
           <w:bCs/>
         </w:rPr>
-        <w:t xml:space="preserve">Konakalla Chopra Lakshmi </w:t>
-      </w:r>
-      <w:r>
-        <w:rPr>
-          <w:b/>
-          <w:bCs/>
-        </w:rPr>
-        <w:t>Sathvika</w:t>
-      </w:r>
-    </w:p>
-    <w:p>
-      <w:pPr>
-        <w:rPr>
-          <w:b/>
-          <w:bCs/>
-        </w:rPr>
-      </w:pPr>
-      <w:r>
-        <w:rPr>
-          <w:b/>
-          <w:bCs/>
-        </w:rPr>
-        <w:t>Lab: Six Prompting Patterns</w:t>
-      </w:r>
-    </w:p>
-    <w:p>
-      <w:pPr>
-        <w:rPr>
-          <w:b/>
-          <w:bCs/>
-        </w:rPr>
-      </w:pPr>
-      <w:r>
-        <w:rPr>
-          <w:b/>
-          <w:bCs/>
-        </w:rPr>
-        <w:t xml:space="preserve">Date: </w:t>
-      </w:r>
-      <w:r>
-        <w:rPr>
-          <w:b/>
-          <w:bCs/>
-        </w:rPr>
-        <w:t xml:space="preserve">10 </w:t>
-      </w:r>
-      <w:r>
-        <w:rPr>
-          <w:b/>
-          <w:bCs/>
-        </w:rPr>
-        <w:t>June 2026</w:t>
-      </w:r>
-    </w:p>
-    <w:p>
-      <w:r>
-        <w:pict w14:anchorId="414178CA">
-          <v:rect id="_x0000_i1091" style="width:0;height:1.5pt" o:hralign="center" o:hrstd="t" o:hr="t" fillcolor="#a0a0a0" stroked="f"/>
+        <w:t xml:space="preserve">Konakalla Chopra Lakshmi Sathvika </w:t>
+      </w:r>
+    </w:p>
+    <w:p>
+      <w:pPr>
+        <w:rPr>
+          <w:b/>
+          <w:bCs/>
+        </w:rPr>
+      </w:pPr>
+      <w:r>
+        <w:rPr>
+          <w:b/>
+          <w:bCs/>
+        </w:rPr>
+        <w:t>Objective</w:t>
+      </w:r>
+    </w:p>
+    <w:p>
+      <w:r>
+        <w:t>In this lab, I explored six different prompting patterns using the same question:</w:t>
+      </w:r>
+    </w:p>
+    <w:p>
+      <w:r>
+        <w:rPr>
+          <w:b/>
+          <w:bCs/>
+        </w:rPr>
+        <w:t>"Explain Big-O notation for a placement interview."</w:t>
+      </w:r>
+    </w:p>
+    <w:p>
+      <w:r>
+        <w:t>The purpose was to understand how different prompt structures influence the quality, format, and usefulness of AI-generated responses. Instead of focusing only on the answer, I focused on how changing the prompt changes the output.</w:t>
+      </w:r>
+    </w:p>
+    <w:p>
+      <w:r>
+        <w:pict w14:anchorId="1376F939">
+          <v:rect id="_x0000_i1275" style="width:0;height:1.5pt" o:hralign="center" o:hrstd="t" o:hr="t" fillcolor="#a0a0a0" stroked="f"/>
         </w:pict>
       </w:r>
     </w:p>
@@ -109,32 +92,147 @@
           <w:b/>
           <w:bCs/>
         </w:rPr>
-        <w:t>Objective</w:t>
-      </w:r>
-    </w:p>
-    <w:p>
-      <w:r>
-        <w:t>The objective of this lab was to learn and compare six different prompting patterns by using the same student question:</w:t>
-      </w:r>
-    </w:p>
-    <w:p>
-      <w:r>
-        <w:rPr>
-          <w:b/>
-          <w:bCs/>
-        </w:rPr>
-        <w:t>"Explain Big-O notation for a placement interview."</w:t>
-      </w:r>
-    </w:p>
-    <w:p>
-      <w:r>
-        <w:t>Each pattern was evaluated based on usefulness, clarity, structure, and suitability for placement-preparation students.</w:t>
-      </w:r>
-    </w:p>
-    <w:p>
-      <w:r>
-        <w:pict w14:anchorId="07C3AC5C">
-          <v:rect id="_x0000_i1092" style="width:0;height:1.5pt" o:hralign="center" o:hrstd="t" o:hr="t" fillcolor="#a0a0a0" stroked="f"/>
+        <w:t>Pattern 1 – Persona</w:t>
+      </w:r>
+    </w:p>
+    <w:p>
+      <w:pPr>
+        <w:rPr>
+          <w:b/>
+          <w:bCs/>
+        </w:rPr>
+      </w:pPr>
+      <w:r>
+        <w:rPr>
+          <w:b/>
+          <w:bCs/>
+        </w:rPr>
+        <w:t>Prompt</w:t>
+      </w:r>
+    </w:p>
+    <w:p>
+      <w:r>
+        <w:t xml:space="preserve">You are a senior placement coach at Aditya University. You have prepared hundreds of </w:t>
+      </w:r>
+      <w:proofErr w:type="spellStart"/>
+      <w:r>
+        <w:t>B.Tech</w:t>
+      </w:r>
+      <w:proofErr w:type="spellEnd"/>
+      <w:r>
+        <w:t xml:space="preserve"> CSE students for TCS, Infosys, and Cognizant placement interviews. A 3rd-year CSE student with a 7.5 CGPA asks you about Big-O notation. Explain it in a conversational and interview-focused way.</w:t>
+      </w:r>
+    </w:p>
+    <w:p>
+      <w:pPr>
+        <w:rPr>
+          <w:b/>
+          <w:bCs/>
+        </w:rPr>
+      </w:pPr>
+      <w:r>
+        <w:rPr>
+          <w:b/>
+          <w:bCs/>
+        </w:rPr>
+        <w:t>Output</w:t>
+      </w:r>
+    </w:p>
+    <w:p>
+      <w:r>
+        <w:t>Big-O notation is used to describe how the running time of an algorithm grows as the input size increases.</w:t>
+      </w:r>
+    </w:p>
+    <w:p>
+      <w:r>
+        <w:t>Imagine searching for a name in a list. If you check every name one by one, the time increases as the list gets larger. That's an example of O(n).</w:t>
+      </w:r>
+    </w:p>
+    <w:p>
+      <w:r>
+        <w:t>Interviewers ask Big-O questions because they want to know whether you can evaluate the efficiency of different solutions.</w:t>
+      </w:r>
+    </w:p>
+    <w:p>
+      <w:pPr>
+        <w:rPr>
+          <w:b/>
+          <w:bCs/>
+        </w:rPr>
+      </w:pPr>
+      <w:r>
+        <w:rPr>
+          <w:b/>
+          <w:bCs/>
+        </w:rPr>
+        <w:t>My Score</w:t>
+      </w:r>
+    </w:p>
+    <w:p>
+      <w:r>
+        <w:rPr>
+          <w:b/>
+          <w:bCs/>
+        </w:rPr>
+        <w:t>5/5</w:t>
+      </w:r>
+    </w:p>
+    <w:p>
+      <w:pPr>
+        <w:rPr>
+          <w:b/>
+          <w:bCs/>
+        </w:rPr>
+      </w:pPr>
+      <w:r>
+        <w:rPr>
+          <w:b/>
+          <w:bCs/>
+        </w:rPr>
+        <w:t>Peer Score</w:t>
+      </w:r>
+    </w:p>
+    <w:p>
+      <w:r>
+        <w:rPr>
+          <w:b/>
+          <w:bCs/>
+        </w:rPr>
+        <w:t>9/10</w:t>
+      </w:r>
+    </w:p>
+    <w:p>
+      <w:pPr>
+        <w:rPr>
+          <w:b/>
+          <w:bCs/>
+        </w:rPr>
+      </w:pPr>
+      <w:r>
+        <w:rPr>
+          <w:b/>
+          <w:bCs/>
+        </w:rPr>
+        <w:t>My Observation</w:t>
+      </w:r>
+    </w:p>
+    <w:p>
+      <w:r>
+        <w:t xml:space="preserve">This was one of my </w:t>
+      </w:r>
+      <w:proofErr w:type="spellStart"/>
+      <w:r>
+        <w:t>favorite</w:t>
+      </w:r>
+      <w:proofErr w:type="spellEnd"/>
+      <w:r>
+        <w:t xml:space="preserve"> patterns because the explanation felt like a real placement mentor talking to a student. The answer was simple, practical, and interview-oriented.</w:t>
+      </w:r>
+    </w:p>
+    <w:p>
+      <w:r>
+        <w:pict w14:anchorId="5643C2C4">
+          <v:rect id="_x0000_i1276" style="width:0;height:1.5pt" o:hralign="center" o:hrstd="t" o:hr="t" fillcolor="#a0a0a0" stroked="f"/>
         </w:pict>
       </w:r>
     </w:p>
@@ -150,37 +248,53 @@
           <w:b/>
           <w:bCs/>
         </w:rPr>
-        <w:t>Pattern 1 – PERSONA</w:t>
-      </w:r>
-    </w:p>
-    <w:p>
-      <w:pPr>
-        <w:rPr>
-          <w:b/>
-          <w:bCs/>
-        </w:rPr>
-      </w:pPr>
-      <w:r>
-        <w:rPr>
-          <w:b/>
-          <w:bCs/>
-        </w:rPr>
+        <w:t>Pattern 2 – Few-Shot Prompting</w:t>
+      </w:r>
+    </w:p>
+    <w:p>
+      <w:pPr>
+        <w:rPr>
+          <w:b/>
+          <w:bCs/>
+        </w:rPr>
+      </w:pPr>
+      <w:r>
+        <w:rPr>
+          <w:b/>
+          <w:bCs/>
+        </w:rPr>
+        <w:lastRenderedPageBreak/>
         <w:t>Prompt</w:t>
       </w:r>
     </w:p>
     <w:p>
       <w:r>
-        <w:t xml:space="preserve">You are a senior placement coach at Aditya University. You have prepared 200 </w:t>
-      </w:r>
-      <w:proofErr w:type="spellStart"/>
-      <w:proofErr w:type="gramStart"/>
-      <w:r>
-        <w:t>B.Tech</w:t>
-      </w:r>
-      <w:proofErr w:type="spellEnd"/>
-      <w:proofErr w:type="gramEnd"/>
-      <w:r>
-        <w:t xml:space="preserve"> CSE students for TCS, Infosys, and Cognizant placement interviews. A 3rd-year CSE student with 7.5 CGPA asks you about Big-O notation. Explain it the way you would in a 1-on-1 prep session — concrete, conversational, exam-relevant.</w:t>
+        <w:t>Q: What is recursion?</w:t>
+      </w:r>
+    </w:p>
+    <w:p>
+      <w:r>
+        <w:t>A: A function calling itself with a smaller problem. Like Russian dolls. Example: factorial.</w:t>
+      </w:r>
+    </w:p>
+    <w:p>
+      <w:r>
+        <w:t>Q: What is a stack?</w:t>
+      </w:r>
+    </w:p>
+    <w:p>
+      <w:r>
+        <w:t>A: LIFO data structure. Like a stack of plates.</w:t>
+      </w:r>
+    </w:p>
+    <w:p>
+      <w:r>
+        <w:t>Q: What is Big-O notation?</w:t>
+      </w:r>
+    </w:p>
+    <w:p>
+      <w:r>
+        <w:t>A:</w:t>
       </w:r>
     </w:p>
     <w:p>
@@ -200,43 +314,36 @@
     </w:p>
     <w:p>
       <w:r>
-        <w:t>Big-O notation tells us how the running time of an algorithm grows as input size increases.</w:t>
-      </w:r>
-    </w:p>
-    <w:p>
-      <w:r>
-        <w:t>Think of searching for a name in a notebook. If you check names one by one, the time increases linearly with the number of names. That is O(n).</w:t>
-      </w:r>
-    </w:p>
-    <w:p>
-      <w:r>
-        <w:t>Interviewers ask Big-O because they want to know whether you can judge algorithm efficiency. Knowing Big-O helps you compare solutions and choose the most scalable one.</w:t>
-      </w:r>
-    </w:p>
-    <w:p>
-      <w:pPr>
-        <w:rPr>
-          <w:b/>
-          <w:bCs/>
-        </w:rPr>
-      </w:pPr>
-      <w:proofErr w:type="spellStart"/>
-      <w:r>
-        <w:rPr>
-          <w:b/>
-          <w:bCs/>
-        </w:rPr>
-        <w:t>Self Score</w:t>
-      </w:r>
-      <w:proofErr w:type="spellEnd"/>
-    </w:p>
-    <w:p>
-      <w:r>
-        <w:rPr>
-          <w:b/>
-          <w:bCs/>
-        </w:rPr>
-        <w:t>5/5</w:t>
+        <w:t>Big-O notation measures how the performance of an algorithm changes as the amount of data increases.</w:t>
+      </w:r>
+    </w:p>
+    <w:p>
+      <w:r>
+        <w:t>Think of checking attendance in a classroom. If you check students one by one, the work increases with the number of students. This is O(n).</w:t>
+      </w:r>
+    </w:p>
+    <w:p>
+      <w:pPr>
+        <w:rPr>
+          <w:b/>
+          <w:bCs/>
+        </w:rPr>
+      </w:pPr>
+      <w:r>
+        <w:rPr>
+          <w:b/>
+          <w:bCs/>
+        </w:rPr>
+        <w:t>My Score</w:t>
+      </w:r>
+    </w:p>
+    <w:p>
+      <w:r>
+        <w:rPr>
+          <w:b/>
+          <w:bCs/>
+        </w:rPr>
+        <w:t>4/5</w:t>
       </w:r>
     </w:p>
     <w:p>
@@ -260,13 +367,33 @@
           <w:b/>
           <w:bCs/>
         </w:rPr>
-        <w:t>9/10</w:t>
-      </w:r>
-    </w:p>
-    <w:p>
-      <w:r>
-        <w:pict w14:anchorId="78B80A21">
-          <v:rect id="_x0000_i1093" style="width:0;height:1.5pt" o:hralign="center" o:hrstd="t" o:hr="t" fillcolor="#a0a0a0" stroked="f"/>
+        <w:t>8/10</w:t>
+      </w:r>
+    </w:p>
+    <w:p>
+      <w:pPr>
+        <w:rPr>
+          <w:b/>
+          <w:bCs/>
+        </w:rPr>
+      </w:pPr>
+      <w:r>
+        <w:rPr>
+          <w:b/>
+          <w:bCs/>
+        </w:rPr>
+        <w:t>My Observation</w:t>
+      </w:r>
+    </w:p>
+    <w:p>
+      <w:r>
+        <w:t>I noticed that the AI copied the style of the examples almost perfectly. The answer became shorter and easier to understand. This pattern is useful when I want a specific response style without writing long instructions.</w:t>
+      </w:r>
+    </w:p>
+    <w:p>
+      <w:r>
+        <w:pict w14:anchorId="0093C8DA">
+          <v:rect id="_x0000_i1277" style="width:0;height:1.5pt" o:hralign="center" o:hrstd="t" o:hr="t" fillcolor="#a0a0a0" stroked="f"/>
         </w:pict>
       </w:r>
     </w:p>
@@ -282,8 +409,7 @@
           <w:b/>
           <w:bCs/>
         </w:rPr>
-        <w:lastRenderedPageBreak/>
-        <w:t>Pattern 2 – FEW-SHOT</w:t>
+        <w:t>Pattern 3 – Chain of Thought</w:t>
       </w:r>
     </w:p>
     <w:p>
@@ -303,169 +429,17 @@
     </w:p>
     <w:p>
       <w:r>
-        <w:t>Here are example explanations from a placement coach:</w:t>
-      </w:r>
-    </w:p>
-    <w:p>
-      <w:r>
-        <w:t>Q: What is recursion?</w:t>
-      </w:r>
-    </w:p>
-    <w:p>
-      <w:r>
-        <w:t>A: A function calling itself with a smaller problem. Like Russian dolls — open one, find a smaller one inside. Stops at base case. Example: factorial.</w:t>
-      </w:r>
-    </w:p>
-    <w:p>
-      <w:r>
-        <w:t>Q: What is a stack?</w:t>
-      </w:r>
-    </w:p>
-    <w:p>
-      <w:r>
-        <w:t>A: LIFO data structure. Push to add, pop to remove. Like a stack of plates — you take from the top.</w:t>
-      </w:r>
-    </w:p>
-    <w:p>
-      <w:r>
-        <w:t>Q: What is Big-O notation?</w:t>
-      </w:r>
-    </w:p>
-    <w:p>
-      <w:r>
-        <w:t>A:</w:t>
-      </w:r>
-    </w:p>
-    <w:p>
-      <w:pPr>
-        <w:rPr>
-          <w:b/>
-          <w:bCs/>
-        </w:rPr>
-      </w:pPr>
-      <w:r>
-        <w:rPr>
-          <w:b/>
-          <w:bCs/>
-        </w:rPr>
-        <w:t>Output</w:t>
-      </w:r>
-    </w:p>
-    <w:p>
-      <w:r>
-        <w:t>Big-O notation measures how an algorithm's running time grows as input size increases.</w:t>
-      </w:r>
-    </w:p>
-    <w:p>
-      <w:r>
-        <w:t>Think of checking attendance in a class. If you check every student one by one, the work grows with the number of students. That is O(n).</w:t>
-      </w:r>
-    </w:p>
-    <w:p>
-      <w:r>
-        <w:t>Example: Linear search has O(n) complexity because it may check every element.</w:t>
-      </w:r>
-    </w:p>
-    <w:p>
-      <w:pPr>
-        <w:rPr>
-          <w:b/>
-          <w:bCs/>
-        </w:rPr>
-      </w:pPr>
-      <w:proofErr w:type="spellStart"/>
-      <w:r>
-        <w:rPr>
-          <w:b/>
-          <w:bCs/>
-        </w:rPr>
-        <w:t>Self Score</w:t>
-      </w:r>
-      <w:proofErr w:type="spellEnd"/>
-    </w:p>
-    <w:p>
-      <w:r>
-        <w:rPr>
-          <w:b/>
-          <w:bCs/>
-        </w:rPr>
-        <w:t>4/5</w:t>
-      </w:r>
-    </w:p>
-    <w:p>
-      <w:pPr>
-        <w:rPr>
-          <w:b/>
-          <w:bCs/>
-        </w:rPr>
-      </w:pPr>
-      <w:r>
-        <w:rPr>
-          <w:b/>
-          <w:bCs/>
-        </w:rPr>
-        <w:t>Peer Score</w:t>
-      </w:r>
-    </w:p>
-    <w:p>
-      <w:r>
-        <w:rPr>
-          <w:b/>
-          <w:bCs/>
-        </w:rPr>
-        <w:t>8/10</w:t>
-      </w:r>
-    </w:p>
-    <w:p>
-      <w:r>
-        <w:pict w14:anchorId="4769837B">
-          <v:rect id="_x0000_i1094" style="width:0;height:1.5pt" o:hralign="center" o:hrstd="t" o:hr="t" fillcolor="#a0a0a0" stroked="f"/>
-        </w:pict>
-      </w:r>
-    </w:p>
-    <w:p>
-      <w:pPr>
-        <w:rPr>
-          <w:b/>
-          <w:bCs/>
-        </w:rPr>
-      </w:pPr>
-      <w:r>
-        <w:rPr>
-          <w:b/>
-          <w:bCs/>
-        </w:rPr>
-        <w:t>Pattern 3 – CHAIN OF THOUGHT</w:t>
-      </w:r>
-    </w:p>
-    <w:p>
-      <w:pPr>
-        <w:rPr>
-          <w:b/>
-          <w:bCs/>
-        </w:rPr>
-      </w:pPr>
-      <w:r>
-        <w:rPr>
-          <w:b/>
-          <w:bCs/>
-        </w:rPr>
-        <w:t>Prompt</w:t>
-      </w:r>
-    </w:p>
-    <w:p>
-      <w:r>
-        <w:t>Explain Big-O notation to a placement interview candidate.</w:t>
-      </w:r>
-    </w:p>
-    <w:p>
-      <w:r>
-        <w:t>Step 1: Define Big-O in one sentence.</w:t>
-      </w:r>
-    </w:p>
-    <w:p>
-      <w:r>
-        <w:t>Step 2: Give one concrete example with code.</w:t>
+        <w:t>Explain Big-O notation.</w:t>
+      </w:r>
+    </w:p>
+    <w:p>
+      <w:r>
+        <w:t>Step 1: Define Big-O.</w:t>
+      </w:r>
+    </w:p>
+    <w:p>
+      <w:r>
+        <w:t>Step 2: Give a code example.</w:t>
       </w:r>
     </w:p>
     <w:p>
@@ -511,7 +485,7 @@
     </w:p>
     <w:p>
       <w:r>
-        <w:t>Big-O notation describes how an algorithm's running time grows as input size increases.</w:t>
+        <w:t>Big-O notation describes how an algorithm's execution time grows with input size.</w:t>
       </w:r>
     </w:p>
     <w:p>
@@ -530,37 +504,42 @@
       </w:r>
     </w:p>
     <w:p>
+      <w:r>
+        <w:t xml:space="preserve">for </w:t>
+      </w:r>
       <w:proofErr w:type="spellStart"/>
       <w:r>
+        <w:t>i</w:t>
+      </w:r>
+      <w:proofErr w:type="spellEnd"/>
+      <w:r>
+        <w:t xml:space="preserve"> in </w:t>
+      </w:r>
+      <w:proofErr w:type="spellStart"/>
+      <w:r>
         <w:t>arr</w:t>
       </w:r>
       <w:proofErr w:type="spellEnd"/>
       <w:r>
-        <w:t xml:space="preserve"> = [1,2,3,4,5]</w:t>
-      </w:r>
-    </w:p>
-    <w:p/>
-    <w:p>
-      <w:r>
-        <w:t xml:space="preserve">for x in </w:t>
+        <w:t>:</w:t>
+      </w:r>
+    </w:p>
+    <w:p>
+      <w:r>
+        <w:t xml:space="preserve">    print(</w:t>
       </w:r>
       <w:proofErr w:type="spellStart"/>
       <w:r>
-        <w:t>arr</w:t>
+        <w:t>i</w:t>
       </w:r>
       <w:proofErr w:type="spellEnd"/>
       <w:r>
-        <w:t>:</w:t>
-      </w:r>
-    </w:p>
-    <w:p>
-      <w:r>
-        <w:t xml:space="preserve">    print(x)</w:t>
-      </w:r>
-    </w:p>
-    <w:p>
-      <w:r>
-        <w:t>The loop runs n times, so its complexity is O(n).</w:t>
+        <w:t>)</w:t>
+      </w:r>
+    </w:p>
+    <w:p>
+      <w:r>
+        <w:t>This loop runs n times, so the complexity is O(n).</w:t>
       </w:r>
     </w:p>
     <w:p>
@@ -580,7 +559,7 @@
     </w:p>
     <w:p>
       <w:r>
-        <w:t>Interviewers ask Big-O to assess your ability to evaluate and compare algorithms efficiently.</w:t>
+        <w:t>Interviewers ask Big-O questions to evaluate problem-solving skills and understanding of algorithm efficiency.</w:t>
       </w:r>
     </w:p>
     <w:p>
@@ -600,25 +579,23 @@
     </w:p>
     <w:p>
       <w:r>
-        <w:t>Big-O measures algorithm scalability. It helps compare different solutions. Understanding Big-O is important for coding interviews and problem-solving.</w:t>
-      </w:r>
-    </w:p>
-    <w:p>
-      <w:pPr>
-        <w:rPr>
-          <w:b/>
-          <w:bCs/>
-        </w:rPr>
-      </w:pPr>
-      <w:proofErr w:type="spellStart"/>
-      <w:r>
-        <w:rPr>
-          <w:b/>
-          <w:bCs/>
-        </w:rPr>
-        <w:t>Self Score</w:t>
-      </w:r>
-      <w:proofErr w:type="spellEnd"/>
+        <w:t>Big-O helps compare algorithms. It measures scalability rather than exact execution time. Understanding it is important for coding interviews.</w:t>
+      </w:r>
+    </w:p>
+    <w:p>
+      <w:pPr>
+        <w:rPr>
+          <w:b/>
+          <w:bCs/>
+        </w:rPr>
+      </w:pPr>
+      <w:r>
+        <w:rPr>
+          <w:b/>
+          <w:bCs/>
+        </w:rPr>
+        <w:t>My Score</w:t>
+      </w:r>
     </w:p>
     <w:p>
       <w:r>
@@ -654,9 +631,29 @@
       </w:r>
     </w:p>
     <w:p>
-      <w:r>
-        <w:pict w14:anchorId="35E5EA50">
-          <v:rect id="_x0000_i1095" style="width:0;height:1.5pt" o:hralign="center" o:hrstd="t" o:hr="t" fillcolor="#a0a0a0" stroked="f"/>
+      <w:pPr>
+        <w:rPr>
+          <w:b/>
+          <w:bCs/>
+        </w:rPr>
+      </w:pPr>
+      <w:r>
+        <w:rPr>
+          <w:b/>
+          <w:bCs/>
+        </w:rPr>
+        <w:t>My Observation</w:t>
+      </w:r>
+    </w:p>
+    <w:p>
+      <w:r>
+        <w:t>This pattern gave the most structured explanation. I liked how each step built on the previous one. If I were teaching students, I would use this pattern often because it makes complex topics easier to follow.</w:t>
+      </w:r>
+    </w:p>
+    <w:p>
+      <w:r>
+        <w:pict w14:anchorId="408CF909">
+          <v:rect id="_x0000_i1278" style="width:0;height:1.5pt" o:hralign="center" o:hrstd="t" o:hr="t" fillcolor="#a0a0a0" stroked="f"/>
         </w:pict>
       </w:r>
     </w:p>
@@ -672,7 +669,7 @@
           <w:b/>
           <w:bCs/>
         </w:rPr>
-        <w:t>Pattern 4 – STRUCTURED OUTPUT</w:t>
+        <w:t>Pattern 4 – Structured Output</w:t>
       </w:r>
     </w:p>
     <w:p>
@@ -692,12 +689,7 @@
     </w:p>
     <w:p>
       <w:r>
-        <w:t>Explain Big-O notation for a placement interview.</w:t>
-      </w:r>
-    </w:p>
-    <w:p>
-      <w:r>
-        <w:t>Return ONLY valid JSON with this exact shape:</w:t>
+        <w:t>Return the explanation only in JSON format:</w:t>
       </w:r>
     </w:p>
     <w:p>
@@ -706,11 +698,11 @@
       </w:r>
       <w:r>
         <w:br/>
-        <w:t>"definition": "",</w:t>
+        <w:t>"definition":"",</w:t>
       </w:r>
       <w:r>
         <w:br/>
-        <w:t>"intuition": "",</w:t>
+        <w:t>"intuition":"",</w:t>
       </w:r>
       <w:r>
         <w:br/>
@@ -722,7 +714,7 @@
       </w:r>
       <w:proofErr w:type="spellEnd"/>
       <w:r>
-        <w:t>": "",</w:t>
+        <w:t>":"",</w:t>
       </w:r>
       <w:r>
         <w:br/>
@@ -734,7 +726,7 @@
       </w:r>
       <w:proofErr w:type="spellEnd"/>
       <w:r>
-        <w:t>": "",</w:t>
+        <w:t>":"",</w:t>
       </w:r>
       <w:r>
         <w:br/>
@@ -746,7 +738,7 @@
       </w:r>
       <w:proofErr w:type="spellEnd"/>
       <w:r>
-        <w:t>": ""</w:t>
+        <w:t>":""</w:t>
       </w:r>
       <w:r>
         <w:br/>
@@ -776,12 +768,12 @@
     </w:p>
     <w:p>
       <w:r>
-        <w:t xml:space="preserve">  "definition": "Big-O notation describes how algorithm performance grows as input size increases.",</w:t>
-      </w:r>
-    </w:p>
-    <w:p>
-      <w:r>
-        <w:t xml:space="preserve">  "intuition": "Checking attendance one student at a time grows linearly with class size.",</w:t>
+        <w:t xml:space="preserve">  "definition": "Big-O notation describes algorithm growth with increasing input size.",</w:t>
+      </w:r>
+    </w:p>
+    <w:p>
+      <w:r>
+        <w:t xml:space="preserve">  "intuition": "Checking attendance one student at a time grows linearly.",</w:t>
       </w:r>
     </w:p>
     <w:p>
@@ -789,13 +781,8 @@
         <w:t xml:space="preserve">  "</w:t>
       </w:r>
       <w:proofErr w:type="spellStart"/>
-      <w:proofErr w:type="gramStart"/>
-      <w:r>
-        <w:t>code</w:t>
-      </w:r>
-      <w:proofErr w:type="gramEnd"/>
-      <w:r>
-        <w:t>_example</w:t>
+      <w:r>
+        <w:t>code_example</w:t>
       </w:r>
       <w:proofErr w:type="spellEnd"/>
       <w:r>
@@ -807,7 +794,7 @@
       </w:r>
       <w:proofErr w:type="spellEnd"/>
       <w:r>
-        <w:t>: print(x) # O(n)",</w:t>
+        <w:t>: print(x)",</w:t>
       </w:r>
     </w:p>
     <w:p>
@@ -815,17 +802,12 @@
         <w:t xml:space="preserve">  "</w:t>
       </w:r>
       <w:proofErr w:type="spellStart"/>
-      <w:proofErr w:type="gramStart"/>
-      <w:r>
-        <w:t>common</w:t>
-      </w:r>
-      <w:proofErr w:type="gramEnd"/>
-      <w:r>
-        <w:t>_pitfall</w:t>
+      <w:r>
+        <w:t>common_pitfall</w:t>
       </w:r>
       <w:proofErr w:type="spellEnd"/>
       <w:r>
-        <w:t>": "Students often confuse execution time with growth rate.",</w:t>
+        <w:t>": "Confusing growth rate with actual execution time.",</w:t>
       </w:r>
     </w:p>
     <w:p>
@@ -833,17 +815,12 @@
         <w:t xml:space="preserve">  "</w:t>
       </w:r>
       <w:proofErr w:type="spellStart"/>
-      <w:proofErr w:type="gramStart"/>
-      <w:r>
-        <w:t>interview</w:t>
-      </w:r>
-      <w:proofErr w:type="gramEnd"/>
-      <w:r>
-        <w:t>_test_question</w:t>
+      <w:r>
+        <w:t>interview_test_question</w:t>
       </w:r>
       <w:proofErr w:type="spellEnd"/>
       <w:r>
-        <w:t>": "What is the time complexity of binary search?"</w:t>
+        <w:t>": "What is the complexity of binary search?"</w:t>
       </w:r>
     </w:p>
     <w:p>
@@ -858,23 +835,190 @@
           <w:bCs/>
         </w:rPr>
       </w:pPr>
+      <w:r>
+        <w:rPr>
+          <w:b/>
+          <w:bCs/>
+        </w:rPr>
+        <w:t>My Score</w:t>
+      </w:r>
+    </w:p>
+    <w:p>
+      <w:r>
+        <w:rPr>
+          <w:b/>
+          <w:bCs/>
+        </w:rPr>
+        <w:t>4/5</w:t>
+      </w:r>
+    </w:p>
+    <w:p>
+      <w:pPr>
+        <w:rPr>
+          <w:b/>
+          <w:bCs/>
+        </w:rPr>
+      </w:pPr>
+      <w:r>
+        <w:rPr>
+          <w:b/>
+          <w:bCs/>
+        </w:rPr>
+        <w:t>Peer Score</w:t>
+      </w:r>
+    </w:p>
+    <w:p>
+      <w:r>
+        <w:rPr>
+          <w:b/>
+          <w:bCs/>
+        </w:rPr>
+        <w:t>8/10</w:t>
+      </w:r>
+    </w:p>
+    <w:p>
+      <w:pPr>
+        <w:rPr>
+          <w:b/>
+          <w:bCs/>
+        </w:rPr>
+      </w:pPr>
+      <w:r>
+        <w:rPr>
+          <w:b/>
+          <w:bCs/>
+        </w:rPr>
+        <w:t>My Observation</w:t>
+      </w:r>
+    </w:p>
+    <w:p>
+      <w:r>
+        <w:t>This pattern was very useful for generating structured data. I can see myself using it when creating datasets, quizzes, APIs, or educational tools. The only issue was that sometimes the model still wrapped the JSON inside markdown formatting.</w:t>
+      </w:r>
+    </w:p>
+    <w:p>
+      <w:r>
+        <w:pict w14:anchorId="7B3A9DB1">
+          <v:rect id="_x0000_i1279" style="width:0;height:1.5pt" o:hralign="center" o:hrstd="t" o:hr="t" fillcolor="#a0a0a0" stroked="f"/>
+        </w:pict>
+      </w:r>
+    </w:p>
+    <w:p>
+      <w:pPr>
+        <w:rPr>
+          <w:b/>
+          <w:bCs/>
+        </w:rPr>
+      </w:pPr>
+      <w:r>
+        <w:rPr>
+          <w:b/>
+          <w:bCs/>
+        </w:rPr>
+        <w:t>Pattern 5 – System Prompt</w:t>
+      </w:r>
+    </w:p>
+    <w:p>
+      <w:pPr>
+        <w:rPr>
+          <w:b/>
+          <w:bCs/>
+        </w:rPr>
+      </w:pPr>
+      <w:r>
+        <w:rPr>
+          <w:b/>
+          <w:bCs/>
+        </w:rPr>
+        <w:t>System Prompt</w:t>
+      </w:r>
+    </w:p>
+    <w:p>
+      <w:r>
+        <w:t xml:space="preserve">You are a placement coach for </w:t>
+      </w:r>
       <w:proofErr w:type="spellStart"/>
       <w:r>
-        <w:rPr>
-          <w:b/>
-          <w:bCs/>
-        </w:rPr>
-        <w:t>Self Score</w:t>
+        <w:t>B.Tech</w:t>
       </w:r>
       <w:proofErr w:type="spellEnd"/>
-    </w:p>
-    <w:p>
-      <w:r>
-        <w:rPr>
-          <w:b/>
-          <w:bCs/>
-        </w:rPr>
-        <w:t>4/5</w:t>
+      <w:r>
+        <w:t xml:space="preserve"> CSE students. Explain concepts in less than 80 words with one practical example.</w:t>
+      </w:r>
+    </w:p>
+    <w:p>
+      <w:pPr>
+        <w:rPr>
+          <w:b/>
+          <w:bCs/>
+        </w:rPr>
+      </w:pPr>
+      <w:r>
+        <w:rPr>
+          <w:b/>
+          <w:bCs/>
+        </w:rPr>
+        <w:t>User Prompt</w:t>
+      </w:r>
+    </w:p>
+    <w:p>
+      <w:r>
+        <w:t>Explain Big-O notation.</w:t>
+      </w:r>
+    </w:p>
+    <w:p>
+      <w:pPr>
+        <w:rPr>
+          <w:b/>
+          <w:bCs/>
+        </w:rPr>
+      </w:pPr>
+      <w:r>
+        <w:rPr>
+          <w:b/>
+          <w:bCs/>
+        </w:rPr>
+        <w:t>Output</w:t>
+      </w:r>
+    </w:p>
+    <w:p>
+      <w:r>
+        <w:t>Big-O notation measures how an algorithm's running time changes as input size grows.</w:t>
+      </w:r>
+    </w:p>
+    <w:p>
+      <w:r>
+        <w:t>For example, linear search has O(n) complexity because it may examine every element. Binary search has O(log n) complexity because it repeatedly halves the search space.</w:t>
+      </w:r>
+    </w:p>
+    <w:p>
+      <w:r>
+        <w:t>Interviewers ask Big-O questions to evaluate algorithm efficiency.</w:t>
+      </w:r>
+    </w:p>
+    <w:p>
+      <w:pPr>
+        <w:rPr>
+          <w:b/>
+          <w:bCs/>
+        </w:rPr>
+      </w:pPr>
+      <w:r>
+        <w:rPr>
+          <w:b/>
+          <w:bCs/>
+        </w:rPr>
+        <w:t>My Score</w:t>
+      </w:r>
+    </w:p>
+    <w:p>
+      <w:r>
+        <w:rPr>
+          <w:b/>
+          <w:bCs/>
+        </w:rPr>
+        <w:lastRenderedPageBreak/>
+        <w:t>5/5</w:t>
       </w:r>
     </w:p>
     <w:p>
@@ -898,13 +1042,41 @@
           <w:b/>
           <w:bCs/>
         </w:rPr>
-        <w:t>8/10</w:t>
-      </w:r>
-    </w:p>
-    <w:p>
-      <w:r>
-        <w:pict w14:anchorId="505AD6BA">
-          <v:rect id="_x0000_i1096" style="width:0;height:1.5pt" o:hralign="center" o:hrstd="t" o:hr="t" fillcolor="#a0a0a0" stroked="f"/>
+        <w:t>9/10</w:t>
+      </w:r>
+    </w:p>
+    <w:p>
+      <w:pPr>
+        <w:rPr>
+          <w:b/>
+          <w:bCs/>
+        </w:rPr>
+      </w:pPr>
+      <w:r>
+        <w:rPr>
+          <w:b/>
+          <w:bCs/>
+        </w:rPr>
+        <w:t>My Observation</w:t>
+      </w:r>
+    </w:p>
+    <w:p>
+      <w:r>
+        <w:t xml:space="preserve">I liked how little effort was needed in the user prompt. Most of the </w:t>
+      </w:r>
+      <w:proofErr w:type="spellStart"/>
+      <w:r>
+        <w:t>behavior</w:t>
+      </w:r>
+      <w:proofErr w:type="spellEnd"/>
+      <w:r>
+        <w:t xml:space="preserve"> came from the system instructions. This would be useful when repeatedly generating similar educational content.</w:t>
+      </w:r>
+    </w:p>
+    <w:p>
+      <w:r>
+        <w:pict w14:anchorId="12C0894A">
+          <v:rect id="_x0000_i1280" style="width:0;height:1.5pt" o:hralign="center" o:hrstd="t" o:hr="t" fillcolor="#a0a0a0" stroked="f"/>
         </w:pict>
       </w:r>
     </w:p>
@@ -920,213 +1092,22 @@
           <w:b/>
           <w:bCs/>
         </w:rPr>
-        <w:t>Pattern 5 – SYSTEM PROMPT</w:t>
-      </w:r>
-    </w:p>
-    <w:p>
-      <w:pPr>
-        <w:rPr>
-          <w:b/>
-          <w:bCs/>
-        </w:rPr>
-      </w:pPr>
-      <w:r>
-        <w:rPr>
-          <w:b/>
-          <w:bCs/>
-        </w:rPr>
-        <w:t>System Prompt</w:t>
-      </w:r>
-    </w:p>
-    <w:p>
-      <w:r>
-        <w:t xml:space="preserve">You are a senior placement coach for </w:t>
-      </w:r>
-      <w:proofErr w:type="spellStart"/>
-      <w:proofErr w:type="gramStart"/>
-      <w:r>
-        <w:t>B.Tech</w:t>
-      </w:r>
-      <w:proofErr w:type="spellEnd"/>
-      <w:proofErr w:type="gramEnd"/>
-      <w:r>
-        <w:t xml:space="preserve"> CSE students at an Indian engineering college. You prepare students for TCS, Infosys, and Cognizant interviews. Explain technical concepts in 50–80 words with one concrete example.</w:t>
-      </w:r>
-    </w:p>
-    <w:p>
-      <w:pPr>
-        <w:rPr>
-          <w:b/>
-          <w:bCs/>
-        </w:rPr>
-      </w:pPr>
-      <w:r>
-        <w:rPr>
-          <w:b/>
-          <w:bCs/>
-        </w:rPr>
-        <w:t>User Prompt</w:t>
-      </w:r>
-    </w:p>
-    <w:p>
-      <w:r>
-        <w:t>Explain Big-O notation.</w:t>
-      </w:r>
-    </w:p>
-    <w:p>
-      <w:pPr>
-        <w:rPr>
-          <w:b/>
-          <w:bCs/>
-        </w:rPr>
-      </w:pPr>
-      <w:r>
-        <w:rPr>
-          <w:b/>
-          <w:bCs/>
-        </w:rPr>
-        <w:t>Output</w:t>
-      </w:r>
-    </w:p>
-    <w:p>
-      <w:r>
-        <w:t>Big-O notation measures how an algorithm's running time grows as input size increases.</w:t>
-      </w:r>
-    </w:p>
-    <w:p>
-      <w:r>
-        <w:t xml:space="preserve">For example, linear search checks elements one by one and has O(n) complexity. Binary search repeatedly halves the search space and has </w:t>
-      </w:r>
-      <w:proofErr w:type="gramStart"/>
-      <w:r>
-        <w:t>O(</w:t>
-      </w:r>
-      <w:proofErr w:type="gramEnd"/>
-      <w:r>
-        <w:t>log n) complexity.</w:t>
-      </w:r>
-    </w:p>
-    <w:p>
-      <w:r>
-        <w:t>Interviewers ask Big-O because efficient solutions are important when handling large amounts of data.</w:t>
-      </w:r>
-    </w:p>
-    <w:p>
-      <w:pPr>
-        <w:rPr>
-          <w:b/>
-          <w:bCs/>
-        </w:rPr>
-      </w:pPr>
-      <w:proofErr w:type="spellStart"/>
-      <w:r>
-        <w:rPr>
-          <w:b/>
-          <w:bCs/>
-        </w:rPr>
-        <w:t>Self Score</w:t>
-      </w:r>
-      <w:proofErr w:type="spellEnd"/>
-    </w:p>
-    <w:p>
-      <w:r>
-        <w:rPr>
-          <w:b/>
-          <w:bCs/>
-        </w:rPr>
-        <w:t>5/5</w:t>
-      </w:r>
-    </w:p>
-    <w:p>
-      <w:pPr>
-        <w:rPr>
-          <w:b/>
-          <w:bCs/>
-        </w:rPr>
-      </w:pPr>
-      <w:r>
-        <w:rPr>
-          <w:b/>
-          <w:bCs/>
-        </w:rPr>
-        <w:lastRenderedPageBreak/>
-        <w:t>Peer Score</w:t>
-      </w:r>
-    </w:p>
-    <w:p>
-      <w:r>
-        <w:rPr>
-          <w:b/>
-          <w:bCs/>
-        </w:rPr>
-        <w:t>9/10</w:t>
-      </w:r>
-    </w:p>
-    <w:p>
-      <w:r>
-        <w:pict w14:anchorId="47EC8B57">
-          <v:rect id="_x0000_i1097" style="width:0;height:1.5pt" o:hralign="center" o:hrstd="t" o:hr="t" fillcolor="#a0a0a0" stroked="f"/>
-        </w:pict>
-      </w:r>
-    </w:p>
-    <w:p>
-      <w:pPr>
-        <w:rPr>
-          <w:b/>
-          <w:bCs/>
-        </w:rPr>
-      </w:pPr>
-      <w:r>
-        <w:rPr>
-          <w:b/>
-          <w:bCs/>
-        </w:rPr>
-        <w:t>Pattern 6 – PROMPT CHAINING</w:t>
-      </w:r>
-    </w:p>
-    <w:p>
-      <w:pPr>
-        <w:rPr>
-          <w:b/>
-          <w:bCs/>
-        </w:rPr>
-      </w:pPr>
-      <w:r>
-        <w:rPr>
-          <w:b/>
-          <w:bCs/>
-        </w:rPr>
-        <w:t>Conversation 1 – Extract</w:t>
-      </w:r>
-    </w:p>
-    <w:p>
-      <w:pPr>
-        <w:rPr>
-          <w:b/>
-          <w:bCs/>
-        </w:rPr>
-      </w:pPr>
-      <w:r>
-        <w:rPr>
-          <w:b/>
-          <w:bCs/>
-        </w:rPr>
-        <w:t>Prompt</w:t>
-      </w:r>
-    </w:p>
-    <w:p>
-      <w:r>
-        <w:t xml:space="preserve">List the 5 most important sub-concepts a </w:t>
-      </w:r>
-      <w:proofErr w:type="spellStart"/>
-      <w:proofErr w:type="gramStart"/>
-      <w:r>
-        <w:t>B.Tech</w:t>
-      </w:r>
-      <w:proofErr w:type="spellEnd"/>
-      <w:proofErr w:type="gramEnd"/>
-      <w:r>
-        <w:t xml:space="preserve"> student must understand about Big-O notation.</w:t>
+        <w:t>Pattern 6 – Prompt Chaining</w:t>
+      </w:r>
+    </w:p>
+    <w:p>
+      <w:pPr>
+        <w:rPr>
+          <w:b/>
+          <w:bCs/>
+        </w:rPr>
+      </w:pPr>
+      <w:r>
+        <w:rPr>
+          <w:b/>
+          <w:bCs/>
+        </w:rPr>
+        <w:t>Step 1 – Extract</w:t>
       </w:r>
     </w:p>
     <w:p>
@@ -1148,7 +1129,7 @@
       <w:pPr>
         <w:numPr>
           <w:ilvl w:val="0"/>
-          <w:numId w:val="1"/>
+          <w:numId w:val="3"/>
         </w:numPr>
       </w:pPr>
       <w:r>
@@ -1159,18 +1140,18 @@
       <w:pPr>
         <w:numPr>
           <w:ilvl w:val="0"/>
-          <w:numId w:val="1"/>
+          <w:numId w:val="3"/>
         </w:numPr>
       </w:pPr>
       <w:r>
-        <w:t>Common Time Complexities</w:t>
+        <w:t>Common Complexities</w:t>
       </w:r>
     </w:p>
     <w:p>
       <w:pPr>
         <w:numPr>
           <w:ilvl w:val="0"/>
-          <w:numId w:val="1"/>
+          <w:numId w:val="3"/>
         </w:numPr>
       </w:pPr>
       <w:r>
@@ -1181,7 +1162,7 @@
       <w:pPr>
         <w:numPr>
           <w:ilvl w:val="0"/>
-          <w:numId w:val="1"/>
+          <w:numId w:val="3"/>
         </w:numPr>
       </w:pPr>
       <w:r>
@@ -1192,181 +1173,104 @@
       <w:pPr>
         <w:numPr>
           <w:ilvl w:val="0"/>
-          <w:numId w:val="1"/>
+          <w:numId w:val="3"/>
         </w:numPr>
       </w:pPr>
       <w:r>
-        <w:t>Importance in Interviews</w:t>
-      </w:r>
-    </w:p>
-    <w:p>
-      <w:r>
-        <w:pict w14:anchorId="58AA666A">
-          <v:rect id="_x0000_i1098" style="width:0;height:1.5pt" o:hralign="center" o:hrstd="t" o:hr="t" fillcolor="#a0a0a0" stroked="f"/>
-        </w:pict>
-      </w:r>
-    </w:p>
-    <w:p>
-      <w:pPr>
-        <w:rPr>
-          <w:b/>
-          <w:bCs/>
-        </w:rPr>
-      </w:pPr>
-      <w:r>
-        <w:rPr>
-          <w:b/>
-          <w:bCs/>
-        </w:rPr>
-        <w:t>Conversation 2 – Expand</w:t>
-      </w:r>
-    </w:p>
-    <w:p>
-      <w:pPr>
-        <w:rPr>
-          <w:b/>
-          <w:bCs/>
-        </w:rPr>
-      </w:pPr>
-      <w:r>
-        <w:rPr>
-          <w:b/>
-          <w:bCs/>
-        </w:rPr>
-        <w:t>Prompt</w:t>
-      </w:r>
-    </w:p>
-    <w:p>
-      <w:r>
-        <w:t>Explain each of the above concepts in one paragraph for a placement-preparation student.</w:t>
-      </w:r>
-    </w:p>
-    <w:p>
-      <w:pPr>
-        <w:rPr>
-          <w:b/>
-          <w:bCs/>
-        </w:rPr>
-      </w:pPr>
-      <w:r>
-        <w:rPr>
-          <w:b/>
-          <w:bCs/>
-        </w:rPr>
-        <w:t>Output Summary</w:t>
-      </w:r>
-    </w:p>
-    <w:p>
-      <w:pPr>
-        <w:numPr>
-          <w:ilvl w:val="0"/>
-          <w:numId w:val="2"/>
-        </w:numPr>
-      </w:pPr>
-      <w:r>
-        <w:t>Big-O defines algorithm growth rate.</w:t>
-      </w:r>
-    </w:p>
-    <w:p>
-      <w:pPr>
-        <w:numPr>
-          <w:ilvl w:val="0"/>
-          <w:numId w:val="2"/>
-        </w:numPr>
-      </w:pPr>
-      <w:r>
-        <w:t xml:space="preserve">Common complexities include </w:t>
-      </w:r>
-      <w:proofErr w:type="gramStart"/>
-      <w:r>
-        <w:t>O(</w:t>
-      </w:r>
-      <w:proofErr w:type="gramEnd"/>
-      <w:r>
-        <w:t xml:space="preserve">1), </w:t>
-      </w:r>
-      <w:proofErr w:type="gramStart"/>
-      <w:r>
-        <w:t>O(</w:t>
-      </w:r>
-      <w:proofErr w:type="gramEnd"/>
-      <w:r>
-        <w:t>log n), O(n), O(n²).</w:t>
-      </w:r>
-    </w:p>
-    <w:p>
-      <w:pPr>
-        <w:numPr>
-          <w:ilvl w:val="0"/>
-          <w:numId w:val="2"/>
-        </w:numPr>
-      </w:pPr>
-      <w:r>
-        <w:t>Big-O helps compare solutions.</w:t>
-      </w:r>
-    </w:p>
-    <w:p>
-      <w:pPr>
-        <w:numPr>
-          <w:ilvl w:val="0"/>
-          <w:numId w:val="2"/>
-        </w:numPr>
-      </w:pPr>
-      <w:r>
-        <w:t>Time and space complexity are different metrics.</w:t>
-      </w:r>
-    </w:p>
-    <w:p>
-      <w:pPr>
-        <w:numPr>
-          <w:ilvl w:val="0"/>
-          <w:numId w:val="2"/>
-        </w:numPr>
-      </w:pPr>
-      <w:r>
-        <w:t>Interviewers use Big-O questions to assess problem-solving skills.</w:t>
-      </w:r>
-    </w:p>
-    <w:p>
-      <w:r>
-        <w:pict w14:anchorId="1C27DA3C">
-          <v:rect id="_x0000_i1099" style="width:0;height:1.5pt" o:hralign="center" o:hrstd="t" o:hr="t" fillcolor="#a0a0a0" stroked="f"/>
-        </w:pict>
-      </w:r>
-    </w:p>
-    <w:p>
-      <w:pPr>
-        <w:rPr>
-          <w:b/>
-          <w:bCs/>
-        </w:rPr>
-      </w:pPr>
-      <w:r>
-        <w:rPr>
-          <w:b/>
-          <w:bCs/>
-        </w:rPr>
-        <w:t>Conversation 3 – Polish</w:t>
-      </w:r>
-    </w:p>
-    <w:p>
-      <w:pPr>
-        <w:rPr>
-          <w:b/>
-          <w:bCs/>
-        </w:rPr>
-      </w:pPr>
-      <w:r>
-        <w:rPr>
-          <w:b/>
-          <w:bCs/>
-        </w:rPr>
-        <w:t>Prompt</w:t>
-      </w:r>
-    </w:p>
-    <w:p>
-      <w:r>
-        <w:t>Combine these concepts into one concise 80-word explanation.</w:t>
+        <w:t>Interview Relevance</w:t>
+      </w:r>
+    </w:p>
+    <w:p>
+      <w:pPr>
+        <w:rPr>
+          <w:b/>
+          <w:bCs/>
+        </w:rPr>
+      </w:pPr>
+      <w:r>
+        <w:rPr>
+          <w:b/>
+          <w:bCs/>
+        </w:rPr>
+        <w:t>Step 2 – Expand</w:t>
+      </w:r>
+    </w:p>
+    <w:p>
+      <w:r>
+        <w:t>The AI generated a short paragraph for each topic explaining the concept in placement-interview context.</w:t>
+      </w:r>
+    </w:p>
+    <w:p>
+      <w:pPr>
+        <w:rPr>
+          <w:b/>
+          <w:bCs/>
+        </w:rPr>
+      </w:pPr>
+      <w:r>
+        <w:rPr>
+          <w:b/>
+          <w:bCs/>
+        </w:rPr>
+        <w:t>Step 3 – Polish</w:t>
+      </w:r>
+    </w:p>
+    <w:p>
+      <w:r>
+        <w:t>Big-O notation describes how algorithm performance changes as input size grows. Common complexities include O(1), O(log n), O(n), and O(n²). It helps compare algorithms and choose efficient solutions. Time complexity measures execution growth, while space complexity measures memory usage. Interviewers ask Big-O questions because they reveal understanding of scalability and optimization.</w:t>
+      </w:r>
+    </w:p>
+    <w:p>
+      <w:r>
+        <w:t>Practice Question: Why is binary search more efficient than linear search?</w:t>
+      </w:r>
+    </w:p>
+    <w:p>
+      <w:pPr>
+        <w:rPr>
+          <w:b/>
+          <w:bCs/>
+        </w:rPr>
+      </w:pPr>
+      <w:r>
+        <w:rPr>
+          <w:b/>
+          <w:bCs/>
+        </w:rPr>
+        <w:t>My Score</w:t>
+      </w:r>
+    </w:p>
+    <w:p>
+      <w:r>
+        <w:rPr>
+          <w:b/>
+          <w:bCs/>
+        </w:rPr>
+        <w:t>5/5</w:t>
+      </w:r>
+    </w:p>
+    <w:p>
+      <w:pPr>
+        <w:rPr>
+          <w:b/>
+          <w:bCs/>
+        </w:rPr>
+      </w:pPr>
+      <w:r>
+        <w:rPr>
+          <w:b/>
+          <w:bCs/>
+        </w:rPr>
+        <w:t>Peer Score</w:t>
+      </w:r>
+    </w:p>
+    <w:p>
+      <w:r>
+        <w:rPr>
+          <w:b/>
+          <w:bCs/>
+        </w:rPr>
+        <w:t>10/10</w:t>
       </w:r>
     </w:p>
     <w:p>
@@ -1382,84 +1286,18 @@
           <w:bCs/>
         </w:rPr>
         <w:lastRenderedPageBreak/>
-        <w:t>Output</w:t>
-      </w:r>
-    </w:p>
-    <w:p>
-      <w:r>
-        <w:t xml:space="preserve">Big-O notation describes how an algorithm's performance changes as input size grows. Common complexities include </w:t>
-      </w:r>
-      <w:proofErr w:type="gramStart"/>
-      <w:r>
-        <w:t>O(</w:t>
-      </w:r>
-      <w:proofErr w:type="gramEnd"/>
-      <w:r>
-        <w:t xml:space="preserve">1), </w:t>
-      </w:r>
-      <w:proofErr w:type="gramStart"/>
-      <w:r>
-        <w:t>O(</w:t>
-      </w:r>
-      <w:proofErr w:type="gramEnd"/>
-      <w:r>
-        <w:t>log n), O(n), and O(n²). It helps developers compare algorithms and choose efficient solutions. Time complexity measures execution growth, while space complexity measures memory usage. Interviewers ask Big-O questions because they reveal a candidate's understanding of efficiency, scalability, and problem-solving. Practice Question: Why is binary search faster than linear search?</w:t>
-      </w:r>
-    </w:p>
-    <w:p>
-      <w:pPr>
-        <w:rPr>
-          <w:b/>
-          <w:bCs/>
-        </w:rPr>
-      </w:pPr>
-      <w:proofErr w:type="spellStart"/>
-      <w:r>
-        <w:rPr>
-          <w:b/>
-          <w:bCs/>
-        </w:rPr>
-        <w:t>Self Score</w:t>
-      </w:r>
-      <w:proofErr w:type="spellEnd"/>
-    </w:p>
-    <w:p>
-      <w:r>
-        <w:rPr>
-          <w:b/>
-          <w:bCs/>
-        </w:rPr>
-        <w:t>5/5</w:t>
-      </w:r>
-    </w:p>
-    <w:p>
-      <w:pPr>
-        <w:rPr>
-          <w:b/>
-          <w:bCs/>
-        </w:rPr>
-      </w:pPr>
-      <w:r>
-        <w:rPr>
-          <w:b/>
-          <w:bCs/>
-        </w:rPr>
-        <w:t>Peer Score</w:t>
-      </w:r>
-    </w:p>
-    <w:p>
-      <w:r>
-        <w:rPr>
-          <w:b/>
-          <w:bCs/>
-        </w:rPr>
-        <w:t>10/10</w:t>
-      </w:r>
-    </w:p>
-    <w:p>
-      <w:r>
-        <w:pict w14:anchorId="3FEBEE96">
-          <v:rect id="_x0000_i1100" style="width:0;height:1.5pt" o:hralign="center" o:hrstd="t" o:hr="t" fillcolor="#a0a0a0" stroked="f"/>
+        <w:t>My Observation</w:t>
+      </w:r>
+    </w:p>
+    <w:p>
+      <w:r>
+        <w:t>This pattern produced the best final answer overall. Breaking the task into smaller stages helped the AI focus on one thing at a time. The final explanation felt more complete than the responses from the other patterns.</w:t>
+      </w:r>
+    </w:p>
+    <w:p>
+      <w:r>
+        <w:pict w14:anchorId="7F5F8444">
+          <v:rect id="_x0000_i1281" style="width:0;height:1.5pt" o:hralign="center" o:hrstd="t" o:hr="t" fillcolor="#a0a0a0" stroked="f"/>
         </w:pict>
       </w:r>
     </w:p>
@@ -1492,7 +1330,7 @@
       </w:tblPr>
       <w:tblGrid>
         <w:gridCol w:w="1958"/>
-        <w:gridCol w:w="1175"/>
+        <w:gridCol w:w="1061"/>
         <w:gridCol w:w="1252"/>
       </w:tblGrid>
       <w:tr>
@@ -1535,15 +1373,13 @@
                 <w:bCs/>
               </w:rPr>
             </w:pPr>
-            <w:proofErr w:type="spellStart"/>
             <w:r>
               <w:rPr>
                 <w:b/>
                 <w:bCs/>
               </w:rPr>
-              <w:t>Self Score</w:t>
+              <w:t>My Score</w:t>
             </w:r>
-            <w:proofErr w:type="spellEnd"/>
           </w:p>
         </w:tc>
         <w:tc>
@@ -1663,7 +1499,7 @@
           </w:tcPr>
           <w:p>
             <w:r>
-              <w:t>Chain-of-Thought</w:t>
+              <w:t>Chain of Thought</w:t>
             </w:r>
           </w:p>
         </w:tc>
@@ -1818,8 +1654,8 @@
     </w:tbl>
     <w:p>
       <w:r>
-        <w:pict w14:anchorId="592CD292">
-          <v:rect id="_x0000_i1101" style="width:0;height:1.5pt" o:hralign="center" o:hrstd="t" o:hr="t" fillcolor="#a0a0a0" stroked="f"/>
+        <w:pict w14:anchorId="0E62213D">
+          <v:rect id="_x0000_i1282" style="width:0;height:1.5pt" o:hralign="center" o:hrstd="t" o:hr="t" fillcolor="#a0a0a0" stroked="f"/>
         </w:pict>
       </w:r>
     </w:p>
@@ -1835,12 +1671,49 @@
           <w:b/>
           <w:bCs/>
         </w:rPr>
+        <w:t>What I Learned</w:t>
+      </w:r>
+    </w:p>
+    <w:p>
+      <w:r>
+        <w:t>Before this lab, I mostly thought prompting meant asking the same question in different ways. After trying all six patterns, I realized that prompt structure has a huge impact on the quality of the response.</w:t>
+      </w:r>
+    </w:p>
+    <w:p>
+      <w:r>
+        <w:t>The biggest difference I noticed was between Chain-of-Thought and Prompt Chaining. Both produced much clearer explanations than a simple direct question. Prompt Chaining especially surprised me because three smaller prompts generated a better result than one large prompt.</w:t>
+      </w:r>
+    </w:p>
+    <w:p>
+      <w:r>
+        <w:t>I also learned that Structured Output can be very useful when building applications because the response format becomes predictable and easier to process.</w:t>
+      </w:r>
+    </w:p>
+    <w:p>
+      <w:r>
+        <w:pict w14:anchorId="65A1D070">
+          <v:rect id="_x0000_i1283" style="width:0;height:1.5pt" o:hralign="center" o:hrstd="t" o:hr="t" fillcolor="#a0a0a0" stroked="f"/>
+        </w:pict>
+      </w:r>
+    </w:p>
+    <w:p>
+      <w:pPr>
+        <w:rPr>
+          <w:b/>
+          <w:bCs/>
+        </w:rPr>
+      </w:pPr>
+      <w:r>
+        <w:rPr>
+          <w:b/>
+          <w:bCs/>
+        </w:rPr>
         <w:t>Reflection</w:t>
       </w:r>
     </w:p>
     <w:p>
       <w:r>
-        <w:t xml:space="preserve">For my placement-preparation students, the patterns I will use most are </w:t>
+        <w:t xml:space="preserve">For my placement-preparation students, the patterns I would use most are </w:t>
       </w:r>
       <w:r>
         <w:rPr>
@@ -1860,7 +1733,21 @@
         <w:t>Prompt Chaining</w:t>
       </w:r>
       <w:r>
-        <w:t>. Chain-of-Thought helps students understand concepts step by step and improves transparency in explanations. Prompt Chaining is useful for breaking complex topics into smaller parts and producing higher-quality learning material. Together, these patterns make technical concepts easier to understand and more effective for interview preparation.</w:t>
+        <w:t>.</w:t>
+      </w:r>
+    </w:p>
+    <w:p>
+      <w:r>
+        <w:t xml:space="preserve">I would use Chain-of-Thought when students are learning difficult concepts because it breaks explanations into logical steps and improves understanding. I would use Prompt </w:t>
+      </w:r>
+      <w:r>
+        <w:lastRenderedPageBreak/>
+        <w:t>Chaining when creating study materials, interview preparation content, or summaries because it produces more complete and organized results.</w:t>
+      </w:r>
+    </w:p>
+    <w:p>
+      <w:r>
+        <w:t>This lab helped me understand that good prompting is not just about asking better questions. It is also about choosing the right structure for the task I want to accomplish.</w:t>
       </w:r>
     </w:p>
     <w:p/>
@@ -2026,6 +1913,119 @@
     </w:lvl>
   </w:abstractNum>
   <w:abstractNum w:abstractNumId="1" w15:restartNumberingAfterBreak="0">
+    <w:nsid w:val="0D4547F8"/>
+    <w:multiLevelType w:val="multilevel"/>
+    <w:tmpl w:val="4C78F750"/>
+    <w:lvl w:ilvl="0">
+      <w:start w:val="1"/>
+      <w:numFmt w:val="decimal"/>
+      <w:lvlText w:val="%1."/>
+      <w:lvlJc w:val="left"/>
+      <w:pPr>
+        <w:tabs>
+          <w:tab w:val="num" w:pos="720"/>
+        </w:tabs>
+        <w:ind w:left="720" w:hanging="360"/>
+      </w:pPr>
+    </w:lvl>
+    <w:lvl w:ilvl="1" w:tentative="1">
+      <w:start w:val="1"/>
+      <w:numFmt w:val="decimal"/>
+      <w:lvlText w:val="%2."/>
+      <w:lvlJc w:val="left"/>
+      <w:pPr>
+        <w:tabs>
+          <w:tab w:val="num" w:pos="1440"/>
+        </w:tabs>
+        <w:ind w:left="1440" w:hanging="360"/>
+      </w:pPr>
+    </w:lvl>
+    <w:lvl w:ilvl="2" w:tentative="1">
+      <w:start w:val="1"/>
+      <w:numFmt w:val="decimal"/>
+      <w:lvlText w:val="%3."/>
+      <w:lvlJc w:val="left"/>
+      <w:pPr>
+        <w:tabs>
+          <w:tab w:val="num" w:pos="2160"/>
+        </w:tabs>
+        <w:ind w:left="2160" w:hanging="360"/>
+      </w:pPr>
+    </w:lvl>
+    <w:lvl w:ilvl="3" w:tentative="1">
+      <w:start w:val="1"/>
+      <w:numFmt w:val="decimal"/>
+      <w:lvlText w:val="%4."/>
+      <w:lvlJc w:val="left"/>
+      <w:pPr>
+        <w:tabs>
+          <w:tab w:val="num" w:pos="2880"/>
+        </w:tabs>
+        <w:ind w:left="2880" w:hanging="360"/>
+      </w:pPr>
+    </w:lvl>
+    <w:lvl w:ilvl="4" w:tentative="1">
+      <w:start w:val="1"/>
+      <w:numFmt w:val="decimal"/>
+      <w:lvlText w:val="%5."/>
+      <w:lvlJc w:val="left"/>
+      <w:pPr>
+        <w:tabs>
+          <w:tab w:val="num" w:pos="3600"/>
+        </w:tabs>
+        <w:ind w:left="3600" w:hanging="360"/>
+      </w:pPr>
+    </w:lvl>
+    <w:lvl w:ilvl="5" w:tentative="1">
+      <w:start w:val="1"/>
+      <w:numFmt w:val="decimal"/>
+      <w:lvlText w:val="%6."/>
+      <w:lvlJc w:val="left"/>
+      <w:pPr>
+        <w:tabs>
+          <w:tab w:val="num" w:pos="4320"/>
+        </w:tabs>
+        <w:ind w:left="4320" w:hanging="360"/>
+      </w:pPr>
+    </w:lvl>
+    <w:lvl w:ilvl="6" w:tentative="1">
+      <w:start w:val="1"/>
+      <w:numFmt w:val="decimal"/>
+      <w:lvlText w:val="%7."/>
+      <w:lvlJc w:val="left"/>
+      <w:pPr>
+        <w:tabs>
+          <w:tab w:val="num" w:pos="5040"/>
+        </w:tabs>
+        <w:ind w:left="5040" w:hanging="360"/>
+      </w:pPr>
+    </w:lvl>
+    <w:lvl w:ilvl="7" w:tentative="1">
+      <w:start w:val="1"/>
+      <w:numFmt w:val="decimal"/>
+      <w:lvlText w:val="%8."/>
+      <w:lvlJc w:val="left"/>
+      <w:pPr>
+        <w:tabs>
+          <w:tab w:val="num" w:pos="5760"/>
+        </w:tabs>
+        <w:ind w:left="5760" w:hanging="360"/>
+      </w:pPr>
+    </w:lvl>
+    <w:lvl w:ilvl="8" w:tentative="1">
+      <w:start w:val="1"/>
+      <w:numFmt w:val="decimal"/>
+      <w:lvlText w:val="%9."/>
+      <w:lvlJc w:val="left"/>
+      <w:pPr>
+        <w:tabs>
+          <w:tab w:val="num" w:pos="6480"/>
+        </w:tabs>
+        <w:ind w:left="6480" w:hanging="360"/>
+      </w:pPr>
+    </w:lvl>
+  </w:abstractNum>
+  <w:abstractNum w:abstractNumId="2" w15:restartNumberingAfterBreak="0">
     <w:nsid w:val="6F1958AE"/>
     <w:multiLevelType w:val="multilevel"/>
     <w:tmpl w:val="CAE68C46"/>
@@ -2139,10 +2139,13 @@
     </w:lvl>
   </w:abstractNum>
   <w:num w:numId="1" w16cid:durableId="1756973187">
-    <w:abstractNumId w:val="1"/>
+    <w:abstractNumId w:val="2"/>
   </w:num>
   <w:num w:numId="2" w16cid:durableId="1597252974">
     <w:abstractNumId w:val="0"/>
+  </w:num>
+  <w:num w:numId="3" w16cid:durableId="766192971">
+    <w:abstractNumId w:val="1"/>
   </w:num>
 </w:numbering>
 </file>
